--- a/docs/素材库优化方案.docx
+++ b/docs/素材库优化方案.docx
@@ -2018,6 +2018,14 @@
       </w:pPr>
       <w:r>
         <w:t>回收站通过页面工具栏入口切换删除状态，但仍使用同一页面结构和筛选控件，不建立素材库内部侧边栏。图片在卡片和详情中完整显示、不裁切主体；视频在卡片和详情中提供页内播放控制。</w:t>
+      </w:r>
+    </w:p>
+    <w:p>
+      <w:pPr>
+        <w:pStyle w:val="ListBullet"/>
+      </w:pPr>
+      <w:r>
+        <w:t>生成图片直接显示预览；角色/场景图片、镜头图片及参考图、生成结果和素材详情中的预览均完整显示画面。点击图片在当前页面放大查看，可通过关闭按钮、点击遮罩或 Esc 返回；一次生成多张图片时逐张预览。</w:t>
       </w:r>
     </w:p>
     <w:p>

--- a/docs/素材库优化方案.docx
+++ b/docs/素材库优化方案.docx
@@ -110,7 +110,9 @@
             <w:pPr>
               <w:spacing w:after="0"/>
             </w:pPr>
-            <w:r/>
+            <w:r>
+              <w:t>v1.1</w:t>
+            </w:r>
             <w:r>
               <w:rPr>
                 <w:rFonts w:ascii="Calibri" w:hAnsi="Calibri" w:eastAsia="Microsoft YaHei"/>
@@ -118,7 +120,6 @@
                 <w:color w:val="0B2545"/>
                 <w:sz w:val="19"/>
               </w:rPr>
-              <w:t>v1.0</w:t>
             </w:r>
           </w:p>
         </w:tc>
@@ -335,7 +336,7 @@
                 <w:color w:val="0B2545"/>
                 <w:sz w:val="21"/>
               </w:rPr>
-              <w:t xml:space="preserve">方案结论  </w:t>
+              <w:t>方案结论 素材库只管理成功生成且可复用的图片和视频；以别名、项目共享标签和手动素材组完成查找与复用，并通过拖拽把素材快照送入具体生产环境。任务过程与失败记录继续由任务日志负责。</w:t>
             </w:r>
             <w:r>
               <w:rPr>
@@ -343,7 +344,6 @@
                 <w:color w:val="0B2545"/>
                 <w:sz w:val="21"/>
               </w:rPr>
-              <w:t>素材库只管理成功生成且可复用的图片和视频；以别名、项目共享标签和动态素材组完成查找与复用，并通过拖拽把素材快照送入具体生产环境。任务过程与失败记录继续由任务日志负责。</w:t>
             </w:r>
           </w:p>
         </w:tc>
@@ -822,7 +822,7 @@
                 <w:color w:val="252A31"/>
                 <w:sz w:val="18"/>
               </w:rPr>
-              <w:t>标签项目共享、素材组动态更新、删除进入回收站</w:t>
+              <w:t>标签项目共享、素材组手动维护、删除进入回收站</w:t>
             </w:r>
           </w:p>
         </w:tc>
@@ -892,7 +892,7 @@
         <w:rPr>
           <w:rFonts w:ascii="Calibri" w:hAnsi="Calibri" w:eastAsia="Microsoft YaHei"/>
         </w:rPr>
-        <w:t>轻量组织优先：标签只描述素材；素材组保存标签组合条件，不建立复杂目录树。</w:t>
+        <w:t>轻量组织优先：标签只描述素材；素材组保存用户明确加入的素材集合，不建立复杂目录树。</w:t>
       </w:r>
     </w:p>
     <w:p>
@@ -916,7 +916,7 @@
         <w:rPr>
           <w:rFonts w:ascii="Calibri" w:hAnsi="Calibri" w:eastAsia="Microsoft YaHei"/>
         </w:rPr>
-        <w:t>动态筛选、静态使用：素材组在拖拽前动态更新；拖入后形成当次引用快照，避免生产内容被后续标签变化影响。</w:t>
+        <w:t>手动编组、静态使用：素材组成员由用户拖入或多选加入；拖入生产环境后形成当次引用快照。</w:t>
       </w:r>
     </w:p>
     <w:p>
@@ -1314,7 +1314,7 @@
                 <w:color w:val="252A31"/>
                 <w:sz w:val="18"/>
               </w:rPr>
-              <w:t>素材组由多个标签组成，匹配必须同时包含全部标签的素材。</w:t>
+              <w:t>素材组由用户明确加入的多个素材组成。</w:t>
             </w:r>
           </w:p>
         </w:tc>
@@ -1341,7 +1341,7 @@
                 <w:color w:val="252A31"/>
                 <w:sz w:val="18"/>
               </w:rPr>
-              <w:t>动态规则</w:t>
+              <w:t>集合维护</w:t>
             </w:r>
           </w:p>
         </w:tc>
@@ -1366,7 +1366,7 @@
                 <w:color w:val="252A31"/>
                 <w:sz w:val="18"/>
               </w:rPr>
-              <w:t>素材标签变化后，素材组结果自动加入或移出。</w:t>
+              <w:t>用户可拖入素材或将当前多选素材加入；移除成员不修改素材本身。</w:t>
             </w:r>
           </w:p>
         </w:tc>
@@ -1531,6 +1531,60 @@
           </w:p>
         </w:tc>
       </w:tr>
+      <w:tr>
+        <w:tc>
+          <w:tcPr>
+            <w:tcW w:type="dxa" w:w="2100"/>
+            <w:shd w:fill="FAFBFC"/>
+            <w:tcMar>
+              <w:top w:w="90" w:type="dxa"/>
+              <w:start w:w="120" w:type="dxa"/>
+              <w:bottom w:w="90" w:type="dxa"/>
+              <w:end w:w="120" w:type="dxa"/>
+            </w:tcMar>
+            <w:vAlign w:val="center"/>
+          </w:tcPr>
+          <w:p>
+            <w:pPr>
+              <w:spacing w:after="0" w:line="259" w:lineRule="auto"/>
+            </w:pPr>
+            <w:r>
+              <w:rPr>
+                <w:rFonts w:ascii="Calibri" w:hAnsi="Calibri" w:eastAsia="Microsoft YaHei"/>
+                <w:color w:val="252A31"/>
+                <w:sz w:val="18"/>
+              </w:rPr>
+              <w:t>工作区并行打开</w:t>
+            </w:r>
+          </w:p>
+        </w:tc>
+        <w:tc>
+          <w:tcPr>
+            <w:tcW w:type="dxa" w:w="7260"/>
+            <w:shd w:fill="FAFBFC"/>
+            <w:tcMar>
+              <w:top w:w="90" w:type="dxa"/>
+              <w:start w:w="120" w:type="dxa"/>
+              <w:bottom w:w="90" w:type="dxa"/>
+              <w:end w:w="120" w:type="dxa"/>
+            </w:tcMar>
+            <w:vAlign w:val="center"/>
+          </w:tcPr>
+          <w:p>
+            <w:pPr>
+              <w:spacing w:after="0" w:line="259" w:lineRule="auto"/>
+            </w:pPr>
+            <w:r>
+              <w:rPr>
+                <w:rFonts w:ascii="Calibri" w:hAnsi="Calibri" w:eastAsia="Microsoft YaHei"/>
+                <w:color w:val="252A31"/>
+                <w:sz w:val="18"/>
+              </w:rPr>
+              <w:t>素材库是独立工作区面板，可与其他项目资料同时打开；布局按项目在本地保存。</w:t>
+            </w:r>
+          </w:p>
+        </w:tc>
+      </w:tr>
     </w:tbl>
     <w:p>
       <w:pPr>
@@ -1552,7 +1606,7 @@
     </w:p>
     <w:p>
       <w:r>
-        <w:t>素材库作为独立工作区进入，不与生成任务状态混排。用户点击一级菜单“素材库”后直接进入唯一的素材库页面，默认展示全部未删除素材。页面采用顶部搜索与筛选工具栏、中央素材网格、右侧详情面板的单页面结构；素材库内部不再增加第二层侧边栏或独立导航页。</w:t>
+        <w:t>素材库作为独立工作区面板进入，不与生成任务状态混排。用户点击一级菜单“素材库”后打开或激活唯一的素材库面板，保留当前已打开的其他项目资料页面，默认展示全部未删除素材。页面以高密度浏览和重复操作为主，采用顶部搜索与筛选工具栏、中央素材网格、右侧详情面板的单页面结构；素材库内部不再增加第二层侧边栏或独立导航页。</w:t>
       </w:r>
     </w:p>
     <w:tbl>
@@ -1615,7 +1669,7 @@
           </w:tcPr>
           <w:p>
             <w:r>
-              <w:t>别名/文件名/标签名搜索、图片/视频类型、时间、素材组、排序</w:t>
+              <w:t>主要内容</w:t>
             </w:r>
           </w:p>
         </w:tc>
@@ -1633,7 +1687,7 @@
           </w:tcPr>
           <w:p>
             <w:r>
-              <w:t>清空筛选、管理素材组、多选、批量打标签</w:t>
+              <w:t>核心动作</w:t>
             </w:r>
           </w:p>
         </w:tc>
@@ -1685,7 +1739,7 @@
                 <w:color w:val="252A31"/>
                 <w:sz w:val="18"/>
               </w:rPr>
-              <w:t>别名/文件名/标签名搜索、类型、时间、素材组、排序</w:t>
+              <w:t>别名/文件名/标签名搜索、图片/视频类型、时间、素材组、排序</w:t>
             </w:r>
           </w:p>
         </w:tc>
@@ -1710,7 +1764,7 @@
                 <w:color w:val="252A31"/>
                 <w:sz w:val="18"/>
               </w:rPr>
-              <w:t>清空筛选、多选、批量打标签</w:t>
+              <w:t>清空筛选、管理素材组、多选、批量打标签</w:t>
             </w:r>
           </w:p>
         </w:tc>
@@ -1730,7 +1784,7 @@
           </w:tcPr>
           <w:p>
             <w:r>
-              <w:t>筛选菜单</w:t>
+              <w:t>中央网格</w:t>
             </w:r>
           </w:p>
         </w:tc>
@@ -1748,7 +1802,7 @@
           </w:tcPr>
           <w:p>
             <w:r>
-              <w:t>图片、视频、素材组、回收站状态</w:t>
+              <w:t>固定尺寸缩略图、别名、标签、创建时间</w:t>
             </w:r>
           </w:p>
         </w:tc>
@@ -1766,7 +1820,7 @@
           </w:tcPr>
           <w:p>
             <w:r>
-              <w:t>刷新同一素材网格，不切换独立页面</w:t>
+              <w:t>选择、预览、拖拽、批量操作</w:t>
             </w:r>
           </w:p>
         </w:tc>
@@ -1793,84 +1847,6 @@
                 <w:color w:val="252A31"/>
                 <w:sz w:val="18"/>
               </w:rPr>
-              <w:t>中央网格</w:t>
-            </w:r>
-          </w:p>
-        </w:tc>
-        <w:tc>
-          <w:tcPr>
-            <w:tcW w:type="dxa" w:w="4200"/>
-            <w:tcMar>
-              <w:top w:w="90" w:type="dxa"/>
-              <w:start w:w="120" w:type="dxa"/>
-              <w:bottom w:w="90" w:type="dxa"/>
-              <w:end w:w="120" w:type="dxa"/>
-            </w:tcMar>
-            <w:vAlign w:val="center"/>
-          </w:tcPr>
-          <w:p>
-            <w:pPr>
-              <w:spacing w:after="0" w:line="259" w:lineRule="auto"/>
-            </w:pPr>
-            <w:r>
-              <w:rPr>
-                <w:rFonts w:ascii="Calibri" w:hAnsi="Calibri" w:eastAsia="Microsoft YaHei"/>
-                <w:color w:val="252A31"/>
-                <w:sz w:val="18"/>
-              </w:rPr>
-              <w:t>固定尺寸缩略图、别名、标签、创建时间</w:t>
-            </w:r>
-          </w:p>
-        </w:tc>
-        <w:tc>
-          <w:tcPr>
-            <w:tcW w:type="dxa" w:w="3460"/>
-            <w:tcMar>
-              <w:top w:w="90" w:type="dxa"/>
-              <w:start w:w="120" w:type="dxa"/>
-              <w:bottom w:w="90" w:type="dxa"/>
-              <w:end w:w="120" w:type="dxa"/>
-            </w:tcMar>
-            <w:vAlign w:val="center"/>
-          </w:tcPr>
-          <w:p>
-            <w:pPr>
-              <w:spacing w:after="0" w:line="259" w:lineRule="auto"/>
-            </w:pPr>
-            <w:r>
-              <w:rPr>
-                <w:rFonts w:ascii="Calibri" w:hAnsi="Calibri" w:eastAsia="Microsoft YaHei"/>
-                <w:color w:val="252A31"/>
-                <w:sz w:val="18"/>
-              </w:rPr>
-              <w:t>选择、预览、拖拽、批量操作</w:t>
-            </w:r>
-          </w:p>
-        </w:tc>
-      </w:tr>
-      <w:tr>
-        <w:tc>
-          <w:tcPr>
-            <w:tcW w:type="dxa" w:w="1700"/>
-            <w:shd w:fill="FAFBFC"/>
-            <w:tcMar>
-              <w:top w:w="90" w:type="dxa"/>
-              <w:start w:w="120" w:type="dxa"/>
-              <w:bottom w:w="90" w:type="dxa"/>
-              <w:end w:w="120" w:type="dxa"/>
-            </w:tcMar>
-            <w:vAlign w:val="center"/>
-          </w:tcPr>
-          <w:p>
-            <w:pPr>
-              <w:spacing w:after="0" w:line="259" w:lineRule="auto"/>
-            </w:pPr>
-            <w:r>
-              <w:rPr>
-                <w:rFonts w:ascii="Calibri" w:hAnsi="Calibri" w:eastAsia="Microsoft YaHei"/>
-                <w:color w:val="252A31"/>
-                <w:sz w:val="18"/>
-              </w:rPr>
               <w:t>右侧详情</w:t>
             </w:r>
           </w:p>
@@ -1878,7 +1854,6 @@
         <w:tc>
           <w:tcPr>
             <w:tcW w:type="dxa" w:w="4200"/>
-            <w:shd w:fill="FAFBFC"/>
             <w:tcMar>
               <w:top w:w="90" w:type="dxa"/>
               <w:start w:w="120" w:type="dxa"/>
@@ -1904,7 +1879,6 @@
         <w:tc>
           <w:tcPr>
             <w:tcW w:type="dxa" w:w="3460"/>
-            <w:shd w:fill="FAFBFC"/>
             <w:tcMar>
               <w:top w:w="90" w:type="dxa"/>
               <w:start w:w="120" w:type="dxa"/>
@@ -1969,7 +1943,7 @@
           </w:tcPr>
           <w:p>
             <w:r>
-              <w:t>素材库：搜索（别名 / 文件名 / 标签名） + [全部素材 | 图片 | 视频] + 素材组 + 时间 + 排序</w:t>
+              <w:t>素材库：搜索（别名 / 文件名 / 标签名） + 类型下拉（全部素材 / 图片 / 视频） + 素材组 + 时间 + 排序</w:t>
             </w:r>
           </w:p>
         </w:tc>
@@ -1993,7 +1967,7 @@
         <w:pStyle w:val="ListBullet"/>
       </w:pPr>
       <w:r>
-        <w:t>- 类型使用单选下拉菜单，默认展示“全部素材”；选择“图片”或“视频”时复用相同的搜索、素材组、时间、排序和视图能力，用户仍可继续叠加其他筛选条件。</w:t>
+        <w:t>类型使用单选下拉菜单，默认展示“全部素材”；选择“图片”或“视频”时复用相同的搜索、素材组、时间、排序和视图能力，用户仍可继续叠加其他筛选条件。</w:t>
       </w:r>
     </w:p>
     <w:p>
@@ -2001,7 +1975,7 @@
         <w:pStyle w:val="ListBullet"/>
       </w:pPr>
       <w:r>
-        <w:t>顶部不提供单独的“标签”筛选控件；搜索框同时匹配素材别名、物理文件名和标签名称。标签仍用于素材详情编辑、批量打标签和素材组条件，标签管理通过详情区域的独立入口完成。</w:t>
+        <w:t>顶部不提供单独的“标签”筛选控件；搜索框同时匹配素材别名、物理文件名和标签名称。标签仍用于素材详情编辑和批量打标签，标签管理通过详情区域的独立入口完成。</w:t>
       </w:r>
     </w:p>
     <w:p>
@@ -2009,7 +1983,7 @@
         <w:pStyle w:val="ListBullet"/>
       </w:pPr>
       <w:r>
-        <w:t>“素材组”是保存筛选条件的菜单，同时提供创建、编辑和删除；选择素材组后，同一网格展示其动态命中结果，素材组仍可直接拖拽。</w:t>
+        <w:t>“素材组”是手动维护的素材集合，同时提供创建、编辑和删除；选择素材组后，同一网格展示集合成员，素材组仍可直接拖拽。</w:t>
       </w:r>
     </w:p>
     <w:p>
@@ -2032,6 +2006,58 @@
       <w:pPr>
         <w:spacing w:after="0"/>
       </w:pPr>
+    </w:p>
+    <w:p>
+      <w:pPr>
+        <w:pStyle w:val="Heading2"/>
+      </w:pPr>
+      <w:r>
+        <w:t>4.1 工作区并行打开 2026-10-13</w:t>
+      </w:r>
+    </w:p>
+    <w:p>
+      <w:pPr>
+        <w:pStyle w:val="ListBullet"/>
+      </w:pPr>
+      <w:r>
+        <w:rPr>
+          <w:rFonts w:ascii="Calibri" w:hAnsi="Calibri" w:eastAsia="Microsoft YaHei"/>
+        </w:rPr>
+        <w:t>素材库可与小说、剧本、角色与场景、场次与镜头、任务日志等项目资料同时打开。打开素材库时保留当前资料面板及其编辑上下文；再次点击素材库只激活已有面板。</w:t>
+      </w:r>
+    </w:p>
+    <w:p>
+      <w:pPr>
+        <w:pStyle w:val="ListBullet"/>
+      </w:pPr>
+      <w:r>
+        <w:rPr>
+          <w:rFonts w:ascii="Calibri" w:hAnsi="Calibri" w:eastAsia="Microsoft YaHei"/>
+        </w:rPr>
+        <w:t>素材库使用统一工作区面板交互，支持并排停靠、拖拽排序、浮动、关闭和通过一级菜单重新打开。</w:t>
+      </w:r>
+    </w:p>
+    <w:p>
+      <w:pPr>
+        <w:pStyle w:val="ListBullet"/>
+      </w:pPr>
+      <w:r>
+        <w:rPr>
+          <w:rFonts w:ascii="Calibri" w:hAnsi="Calibri" w:eastAsia="Microsoft YaHei"/>
+        </w:rPr>
+        <w:t>面板布局按项目保存在本地，并兼容不含素材库面板的旧布局记录。切换项目时恢复目标项目布局，并重置素材库的搜索、筛选、选中素材和详情等界面状态，避免沿用前一项目的数据。</w:t>
+      </w:r>
+    </w:p>
+    <w:p>
+      <w:pPr>
+        <w:pStyle w:val="ListBullet"/>
+      </w:pPr>
+      <w:r>
+        <w:rPr>
+          <w:rFonts w:ascii="Calibri" w:hAnsi="Calibri" w:eastAsia="Microsoft YaHei"/>
+        </w:rPr>
+        <w:t>素材库正文仍为唯一素材页面，不新增内部第二层侧边栏。本地素材文件和项目数据继续由本地项目管理，GitHub 只负责源代码与评审。</w:t>
+      </w:r>
     </w:p>
     <w:p>
       <w:pPr>
@@ -2348,7 +2374,7 @@
                 <w:color w:val="252A31"/>
                 <w:sz w:val="18"/>
               </w:rPr>
-              <w:t>保存的一组标签 AND 条件</w:t>
+              <w:t>保存的一组素材引用</w:t>
             </w:r>
           </w:p>
         </w:tc>
@@ -2373,7 +2399,7 @@
                 <w:color w:val="252A31"/>
                 <w:sz w:val="18"/>
               </w:rPr>
-              <w:t>名称、标签集合、创建者、更新时间</w:t>
+              <w:t>名称、素材集合、创建者、更新时间</w:t>
             </w:r>
           </w:p>
         </w:tc>
@@ -2503,7 +2529,7 @@
                 <w:color w:val="0B2545"/>
                 <w:sz w:val="21"/>
               </w:rPr>
-              <w:t xml:space="preserve">术语边界  </w:t>
+              <w:t>术语边界 标签回答“这是什么”；素材组回答“我要复用哪一批”。素材组不是父标签，也不会修改标签层级。</w:t>
             </w:r>
             <w:r>
               <w:rPr>
@@ -2511,7 +2537,6 @@
                 <w:color w:val="0B2545"/>
                 <w:sz w:val="21"/>
               </w:rPr>
-              <w:t>标签回答“这是什么”；素材组回答“我要复用哪一批”。素材组不是父标签，也不会修改标签层级。</w:t>
             </w:r>
           </w:p>
         </w:tc>
@@ -2615,7 +2640,7 @@
         <w:rPr>
           <w:rFonts w:ascii="Calibri" w:hAnsi="Calibri" w:eastAsia="Microsoft YaHei"/>
         </w:rPr>
-        <w:t>选择素材组时，只返回同时拥有该组全部条件标签的素材。</w:t>
+        <w:t>选择素材组时，只返回该组明确保存的素材成员。</w:t>
       </w:r>
     </w:p>
     <w:p>
@@ -2627,7 +2652,7 @@
         <w:rPr>
           <w:rFonts w:ascii="Calibri" w:hAnsi="Calibri" w:eastAsia="Microsoft YaHei"/>
         </w:rPr>
-        <w:t>用户可创建由多个标签组成的素材组，之后直接打开或拖拽。</w:t>
+        <w:t>用户可通过拖放或当前多选创建素材组，之后直接打开或拖拽。</w:t>
       </w:r>
     </w:p>
     <w:p>
@@ -2639,7 +2664,7 @@
         <w:rPr>
           <w:rFonts w:ascii="Calibri" w:hAnsi="Calibri" w:eastAsia="Microsoft YaHei"/>
         </w:rPr>
-        <w:t>素材组结果随标签变化自动更新。</w:t>
+        <w:t>素材组成员只在用户添加或移除时变化。</w:t>
       </w:r>
     </w:p>
     <w:p>
@@ -3025,7 +3050,7 @@
                 <w:color w:val="252A31"/>
                 <w:sz w:val="18"/>
               </w:rPr>
-              <w:t>输入名称并选择至少一个标签；组合固定使用 AND</w:t>
+              <w:t>输入名称，将素材拖入或将当前多选素材加入集合</w:t>
             </w:r>
           </w:p>
         </w:tc>
@@ -3050,7 +3075,7 @@
                 <w:color w:val="252A31"/>
                 <w:sz w:val="18"/>
               </w:rPr>
-              <w:t>即时预览命中数量</w:t>
+              <w:t>显示当前成员数量</w:t>
             </w:r>
           </w:p>
         </w:tc>
@@ -3104,7 +3129,7 @@
                 <w:color w:val="252A31"/>
                 <w:sz w:val="18"/>
               </w:rPr>
-              <w:t>拖拽时解析当前动态结果；已删除或缺失文件的素材排除</w:t>
+              <w:t>拖拽时解析当前成员；已删除或缺失文件的素材排除</w:t>
             </w:r>
           </w:p>
         </w:tc>
@@ -3351,7 +3376,7 @@
         <w:rPr>
           <w:rFonts w:ascii="Calibri" w:hAnsi="Calibri" w:eastAsia="Microsoft YaHei"/>
         </w:rPr>
-        <w:t>标签已删除：素材解除关联；使用该标签的素材组提示条件失效并要求修复。</w:t>
+        <w:t>标签已删除：素材解除关联，不影响素材组成员关系。</w:t>
       </w:r>
     </w:p>
     <w:p>
@@ -4258,7 +4283,7 @@
                 <w:color w:val="252A31"/>
                 <w:sz w:val="18"/>
               </w:rPr>
-              <w:t>自动入库、统一浏览、别名、标签名搜索、素材组 AND 筛选、拖拽、来源定位、回收站</w:t>
+              <w:t>自动入库、统一浏览、别名、标签名搜索、手动素材组、拖拽、来源定位、回收站</w:t>
             </w:r>
           </w:p>
         </w:tc>
@@ -4504,7 +4529,7 @@
         <w:rPr>
           <w:rFonts w:ascii="Calibri" w:hAnsi="Calibri" w:eastAsia="Microsoft YaHei"/>
         </w:rPr>
-        <w:t>输入素材的物理文件名或任一标签名称时，可搜索到对应素材；顶部不出现独立标签筛选控件。选择素材组时，只返回同时拥有该组全部条件标签的素材。</w:t>
+        <w:t>输入素材的物理文件名或任一标签名称时，可搜索到对应素材；顶部不出现独立标签筛选控件。选择素材组时，只返回该组明确保存的素材成员。</w:t>
       </w:r>
     </w:p>
     <w:p>
@@ -4516,7 +4541,7 @@
         <w:rPr>
           <w:rFonts w:ascii="Calibri" w:hAnsi="Calibri" w:eastAsia="Microsoft YaHei"/>
         </w:rPr>
-        <w:t>新素材满足素材组条件后自动出现；移除任一条件标签后自动退出。</w:t>
+        <w:t>拖放或多选加入的素材会成为组成员；移除成员不会删除素材本身。</w:t>
       </w:r>
     </w:p>
     <w:p>
@@ -4577,6 +4602,42 @@
           <w:rFonts w:ascii="Calibri" w:hAnsi="Calibri" w:eastAsia="Microsoft YaHei"/>
         </w:rPr>
         <w:t>同一素材用于多个生产位置时不创建文件副本。</w:t>
+      </w:r>
+    </w:p>
+    <w:p>
+      <w:pPr>
+        <w:pStyle w:val="ListBullet"/>
+        <w:keepLines/>
+      </w:pPr>
+      <w:r>
+        <w:rPr>
+          <w:rFonts w:ascii="Calibri" w:hAnsi="Calibri" w:eastAsia="Microsoft YaHei"/>
+        </w:rPr>
+        <w:t>打开素材库后，当前小说、剧本、角色与场景、场次与镜头或任务日志仍可同时操作；素材库面板可停靠并排、拖拽排序、浮动、关闭和重新打开。</w:t>
+      </w:r>
+    </w:p>
+    <w:p>
+      <w:pPr>
+        <w:pStyle w:val="ListBullet"/>
+        <w:keepLines/>
+      </w:pPr>
+      <w:r>
+        <w:rPr>
+          <w:rFonts w:ascii="Calibri" w:hAnsi="Calibri" w:eastAsia="Microsoft YaHei"/>
+        </w:rPr>
+        <w:t>重新打开项目后恢复本地保存的面板布局；旧布局正常加载，不重复创建素材库面板。</w:t>
+      </w:r>
+    </w:p>
+    <w:p>
+      <w:pPr>
+        <w:pStyle w:val="ListBullet"/>
+        <w:keepLines/>
+      </w:pPr>
+      <w:r>
+        <w:rPr>
+          <w:rFonts w:ascii="Calibri" w:hAnsi="Calibri" w:eastAsia="Microsoft YaHei"/>
+        </w:rPr>
+        <w:t>切换项目后不保留前一项目的素材搜索、筛选、选中项和详情状态。</w:t>
       </w:r>
     </w:p>
     <w:p>
@@ -4973,7 +5034,7 @@
                 <w:color w:val="252A31"/>
                 <w:sz w:val="18"/>
               </w:rPr>
-              <w:t>具有别名或至少一个标签的素材比例</w:t>
+              <w:t>具有别名、标签或至少一个素材组归属的素材比例</w:t>
             </w:r>
           </w:p>
         </w:tc>
@@ -5134,7 +5195,7 @@
                 <w:color w:val="0B2545"/>
                 <w:sz w:val="21"/>
               </w:rPr>
-              <w:t xml:space="preserve">无待决策阻塞项  </w:t>
+              <w:t>无待决策阻塞项 本方案所需的产品规则已确认。实施中允许调整组件拆分和数据库迁移批次，但不得改变入库范围、别名语义、素材组手动成员关系、拖拽快照和回收站边界。</w:t>
             </w:r>
             <w:r>
               <w:rPr>
@@ -5142,7 +5203,6 @@
                 <w:color w:val="0B2545"/>
                 <w:sz w:val="21"/>
               </w:rPr>
-              <w:t>本方案所需的产品规则已确认。实施中允许调整组件拆分和数据库迁移批次，但不得改变入库范围、别名语义、标签 AND 规则、素材组动态更新、拖拽快照和回收站边界。</w:t>
             </w:r>
           </w:p>
         </w:tc>

--- a/docs/素材库优化方案.docx
+++ b/docs/素材库优化方案.docx
@@ -111,15 +111,7 @@
               <w:spacing w:after="0"/>
             </w:pPr>
             <w:r>
-              <w:t>v1.1</w:t>
-            </w:r>
-            <w:r>
-              <w:rPr>
-                <w:rFonts w:ascii="Calibri" w:hAnsi="Calibri" w:eastAsia="Microsoft YaHei"/>
-                <w:b w:val="0"/>
-                <w:color w:val="0B2545"/>
-                <w:sz w:val="19"/>
-              </w:rPr>
+              <w:t>v1.2</w:t>
             </w:r>
           </w:p>
         </w:tc>
@@ -1585,6 +1577,60 @@
           </w:p>
         </w:tc>
       </w:tr>
+      <w:tr>
+        <w:tc>
+          <w:tcPr>
+            <w:tcW w:type="dxa" w:w="2100"/>
+            <w:shd w:fill="FAFBFC"/>
+            <w:tcMar>
+              <w:top w:w="90" w:type="dxa"/>
+              <w:start w:w="120" w:type="dxa"/>
+              <w:bottom w:w="90" w:type="dxa"/>
+              <w:end w:w="120" w:type="dxa"/>
+            </w:tcMar>
+            <w:vAlign w:val="center"/>
+          </w:tcPr>
+          <w:p>
+            <w:pPr>
+              <w:spacing w:after="0" w:line="259" w:lineRule="auto"/>
+            </w:pPr>
+            <w:r>
+              <w:rPr>
+                <w:rFonts w:ascii="Calibri" w:hAnsi="Calibri" w:eastAsia="Microsoft YaHei"/>
+                <w:color w:val="252A31"/>
+                <w:sz w:val="18"/>
+              </w:rPr>
+              <w:t>文件参数预览</w:t>
+            </w:r>
+          </w:p>
+        </w:tc>
+        <w:tc>
+          <w:tcPr>
+            <w:tcW w:type="dxa" w:w="7260"/>
+            <w:shd w:fill="FAFBFC"/>
+            <w:tcMar>
+              <w:top w:w="90" w:type="dxa"/>
+              <w:start w:w="120" w:type="dxa"/>
+              <w:bottom w:w="90" w:type="dxa"/>
+              <w:end w:w="120" w:type="dxa"/>
+            </w:tcMar>
+            <w:vAlign w:val="center"/>
+          </w:tcPr>
+          <w:p>
+            <w:pPr>
+              <w:spacing w:after="0" w:line="259" w:lineRule="auto"/>
+            </w:pPr>
+            <w:r>
+              <w:rPr>
+                <w:rFonts w:ascii="Calibri" w:hAnsi="Calibri" w:eastAsia="Microsoft YaHei"/>
+                <w:color w:val="252A31"/>
+                <w:sz w:val="18"/>
+              </w:rPr>
+              <w:t>生产区域的图片文件参数支持完整缩略预览与点击页内放大，本地上传图片与素材库引用使用一致交互。</w:t>
+            </w:r>
+          </w:p>
+        </w:tc>
+      </w:tr>
     </w:tbl>
     <w:p>
       <w:pPr>
@@ -2057,6 +2103,58 @@
           <w:rFonts w:ascii="Calibri" w:hAnsi="Calibri" w:eastAsia="Microsoft YaHei"/>
         </w:rPr>
         <w:t>素材库正文仍为唯一素材页面，不新增内部第二层侧边栏。本地素材文件和项目数据继续由本地项目管理，GitHub 只负责源代码与评审。</w:t>
+      </w:r>
+    </w:p>
+    <w:p>
+      <w:pPr>
+        <w:pStyle w:val="Heading2"/>
+      </w:pPr>
+      <w:r>
+        <w:t>4.2 文件参数预览 2026-10-15</w:t>
+      </w:r>
+    </w:p>
+    <w:p>
+      <w:pPr>
+        <w:pStyle w:val="ListBullet"/>
+      </w:pPr>
+      <w:r>
+        <w:rPr>
+          <w:rFonts w:ascii="Calibri" w:hAnsi="Calibri" w:eastAsia="Microsoft YaHei"/>
+        </w:rPr>
+        <w:t>生产区域的图片文件参数中，本地上传图片和从素材库拖入的图片均直接显示完整缩略预览，不裁切画面；保留文件名、文件大小等现有输入信息。</w:t>
+      </w:r>
+    </w:p>
+    <w:p>
+      <w:pPr>
+        <w:pStyle w:val="ListBullet"/>
+      </w:pPr>
+      <w:r>
+        <w:rPr>
+          <w:rFonts w:ascii="Calibri" w:hAnsi="Calibri" w:eastAsia="Microsoft YaHei"/>
+        </w:rPr>
+        <w:t>点击参数中的图片，在当前页面放大查看；复用现有图片查看器，可通过关闭按钮、点击遮罩或 Esc 返回。</w:t>
+      </w:r>
+    </w:p>
+    <w:p>
+      <w:pPr>
+        <w:pStyle w:val="ListBullet"/>
+      </w:pPr>
+      <w:r>
+        <w:rPr>
+          <w:rFonts w:ascii="Calibri" w:hAnsi="Calibri" w:eastAsia="Microsoft YaHei"/>
+        </w:rPr>
+        <w:t>多张图片逐项预览，排序或替换后预览对应当前文件，移除或清空后不保留旧图；查看图片不修改参数值及用户顺序。</w:t>
+      </w:r>
+    </w:p>
+    <w:p>
+      <w:pPr>
+        <w:pStyle w:val="ListBullet"/>
+      </w:pPr>
+      <w:r>
+        <w:rPr>
+          <w:rFonts w:ascii="Calibri" w:hAnsi="Calibri" w:eastAsia="Microsoft YaHei"/>
+        </w:rPr>
+        <w:t>预览沿用本地文件与素材引用，不改变自动入库范围、拖拽快照或本地优先的数据管理边界。</w:t>
       </w:r>
     </w:p>
     <w:p>
@@ -4642,6 +4740,17 @@
     </w:p>
     <w:p>
       <w:pPr>
+        <w:pStyle w:val="ListBullet"/>
+      </w:pPr>
+      <w:r>
+        <w:rPr>
+          <w:rFonts w:ascii="Calibri" w:hAnsi="Calibri" w:eastAsia="Microsoft YaHei"/>
+        </w:rPr>
+        <w:t>图片文件参数中，本地上传图片和素材库引用均完整显示缩略图，点击可页内放大；排序、替换、移除与清空后仍对应当前输入，文件信息保留。</w:t>
+      </w:r>
+    </w:p>
+    <w:p>
+      <w:pPr>
         <w:pStyle w:val="Heading1"/>
       </w:pPr>
       <w:r>

--- a/docs/素材库优化方案.docx
+++ b/docs/素材库优化方案.docx
@@ -2155,6 +2155,70 @@
           <w:rFonts w:ascii="Calibri" w:hAnsi="Calibri" w:eastAsia="Microsoft YaHei"/>
         </w:rPr>
         <w:t>预览沿用本地文件与素材引用，不改变自动入库范围、拖拽快照或本地优先的数据管理边界。</w:t>
+      </w:r>
+    </w:p>
+    <w:p>
+      <w:pPr>
+        <w:pStyle w:val="Heading2"/>
+      </w:pPr>
+      <w:r>
+        <w:t>4.3 场次目录与统一参考资料 2026-10-17</w:t>
+      </w:r>
+    </w:p>
+    <w:p>
+      <w:pPr/>
+      <w:r>
+        <w:t>场次与镜头使用同一棵目录，每个场次下直接列出所属镜头，支持展开与收起。选择场次显示场次编辑内容，选择镜头显示镜头编辑内容。</w:t>
+      </w:r>
+    </w:p>
+    <w:p>
+      <w:pPr/>
+      <w:r>
+        <w:t>场次是故事结构，场景是可复用的地点资料。场景关联放在右侧参考资料卡片中，目录只负责导航。</w:t>
+      </w:r>
+    </w:p>
+    <w:p>
+      <w:pPr/>
+      <w:r>
+        <w:t>角色、场景、首帧及其他已有参考素材统一使用预览区域、拖入选择和底部选择控件组成的卡片。角色可关联多个，每个角色有自己的图片与声音选择；完整对白功能保留。</w:t>
+      </w:r>
+    </w:p>
+    <w:p>
+      <w:pPr/>
+      <w:r>
+        <w:t>镜头沿用所属场次已确认的角色与场景关联，直接显示实际参考图。角色图片或声音修改保存到所属场次；镜头参考图覆盖继续按镜头保存，生成时解析全部角色参考图，并保留首帧。默认继承不写成镜头覆盖。</w:t>
+      </w:r>
+    </w:p>
+    <w:p>
+      <w:pPr/>
+      <w:r>
+        <w:t>从素材库拖入卡片时校验当前项目、单张图片、有效状态与文件可读性；切换目标后丢弃旧的异步结果。图片完整显示并支持页内放大。普通提示词中的姓名或地点不直接建立关联，本地优先、静态引用快照与原有素材库规则保持有效。</w:t>
+      </w:r>
+    </w:p>
+    <w:p>
+      <w:pPr>
+        <w:pStyle w:val="Heading2"/>
+      </w:pPr>
+      <w:r>
+        <w:t>4.4 镜头衔接抽帧 2026-10-18</w:t>
+      </w:r>
+    </w:p>
+    <w:p>
+      <w:pPr/>
+      <w:r>
+        <w:t>人工选择上一镜头已成功保存的视频、画面时间点及一张衔接基准。预览候选帧只作为临时缓存，不进入素材库；人工确认后，本地抽帧成功落盘的原尺寸图片作为独立首帧素材入库，记录来源视频、内容哈希、时间点和本地任务，不修改原视频。</w:t>
+      </w:r>
+    </w:p>
+    <w:p>
+      <w:pPr/>
+      <w:r>
+        <w:t>确认后才由支持看图的 LLM 根据已选画面、下一镜头内容和人工连续性要求生成可编辑提示词。同机位直接使用基准帧；换机位复用参考生图流程，人工确认新构图后再作为下一视频首帧。多张选帧不自动成为全部模型的必填输入。</w:t>
+      </w:r>
+    </w:p>
+    <w:p>
+      <w:pPr/>
+      <w:r>
+        <w:t>衔接关系和首帧保存在当前项目 SQLite，带版本检查；源视频或图片被删除、剧情或镜头顺序变化时提示重新确认。被衔接引用的素材进入回收站前提示引用，解除衔接前不能彻底删除。项目文件仍本地保存，生成媒体沿用现有模型选择和费用确认。</w:t>
       </w:r>
     </w:p>
     <w:p>
@@ -5322,6 +5386,38 @@
         <w:spacing w:after="0"/>
       </w:pPr>
     </w:p>
+    <w:p>
+      <w:pPr>
+        <w:pStyle w:val="Heading1"/>
+        <w:keepNext/>
+      </w:pPr>
+      <w:r>
+        <w:rPr>
+          <w:color w:val="000000"/>
+        </w:rPr>
+        <w:t>并发任务实现更新</w:t>
+      </w:r>
+    </w:p>
+    <w:p>
+      <w:r>
+        <w:t>2026-10-17。统一并发计划已接入多项目运行上下文和按任务观察。激活另一项目或切换会话只改变界面订阅；显式卸载项目会停止该项目本地运行。任务和索引继续存储在本地项目 SQLite，GitHub 只管理源码和评审。</w:t>
+      </w:r>
+    </w:p>
+    <w:p>
+      <w:r>
+        <w:t>图片、视频、配音、章节和文件任务拥有独立身份，并按依赖、目标锁、版本 CAS 和共享容量执行。人工确认按项目、任务和令牌排队；取消一项任务不否决其他任务。素材库仍仅展示成功且已落盘的图片或视频，失败和排队过程留在任务日志。</w:t>
+      </w:r>
+    </w:p>
+    <w:p>
+      <w:r>
+        <w:t>普通发送采用有序跟进，独立任务可显式并行，补充输入须指定目标任务并在轮次边界消费。历史和检索遵守已冻结的任务边界；正文按需读取，草稿、正式版本与未知提交状态明确区分。审核、发布、费用确认、声音版本、采用 take 和引用快照的原有规则保持有效。</w:t>
+      </w:r>
+    </w:p>
+    <w:p>
+      <w:r>
+        <w:t>阶段验证与尚待执行的发布验收以 docs/UNIFIED-TASK-CONCURRENCY-IMPLEMENTATION-PLAN.md 及 docs/code-traces/2026-10-17-concurrency-p3.md 至 concurrency-p5d.md 为准。模拟 Provider 测试不替代真实账号质量、Windows 休眠、旧版本升级或签名验收。</w:t>
+      </w:r>
+    </w:p>
     <w:sectPr>
       <w:headerReference w:type="default" r:id="rId9"/>
       <w:footerReference w:type="default" r:id="rId10"/>

--- a/docs/素材库优化方案.docx
+++ b/docs/素材库优化方案.docx
@@ -1146,7 +1146,7 @@
                 <w:color w:val="252A31"/>
                 <w:sz w:val="18"/>
               </w:rPr>
-              <w:t>仅提供别名，不增加备注字段；未设置时显示可读的默认名称。</w:t>
+              <w:t>仅提供别名，不增加备注字段；预览卡片仅显示已设置的别名，不回退显示物理文件名。</w:t>
             </w:r>
           </w:p>
         </w:tc>
@@ -2155,6 +2155,134 @@
           <w:rFonts w:ascii="Calibri" w:hAnsi="Calibri" w:eastAsia="Microsoft YaHei"/>
         </w:rPr>
         <w:t>预览沿用本地文件与素材引用，不改变自动入库范围、拖拽快照或本地优先的数据管理边界。</w:t>
+      </w:r>
+    </w:p>
+    <w:p>
+      <w:pPr>
+        <w:pStyle w:val="Heading2"/>
+      </w:pPr>
+      <w:r>
+        <w:t>4.3 素材预览卡片样式 2026-10-16</w:t>
+      </w:r>
+    </w:p>
+    <w:p>
+      <w:pPr>
+        <w:pStyle w:val="ListBullet"/>
+      </w:pPr>
+      <w:r>
+        <w:rPr>
+          <w:rFonts w:ascii="Calibri" w:hAnsi="Calibri" w:eastAsia="Microsoft YaHei"/>
+        </w:rPr>
+        <w:t>素材网格采用更大的方形预览区，图片与视频保持完整画面显示，不裁切主体。</w:t>
+      </w:r>
+    </w:p>
+    <w:p>
+      <w:pPr>
+        <w:pStyle w:val="ListBullet"/>
+      </w:pPr>
+      <w:r>
+        <w:rPr>
+          <w:rFonts w:ascii="Calibri" w:hAnsi="Calibri" w:eastAsia="Microsoft YaHei"/>
+        </w:rPr>
+        <w:t>卡片不显示物理文件名；仅在用户设置了别名时显示一行别名，过长省略并可悬停查看完整别名。没有别名或标签时不创建对应的信息行。</w:t>
+      </w:r>
+    </w:p>
+    <w:p>
+      <w:pPr>
+        <w:pStyle w:val="ListBullet"/>
+      </w:pPr>
+      <w:r>
+        <w:rPr>
+          <w:rFonts w:ascii="Calibri" w:hAnsi="Calibri" w:eastAsia="Microsoft YaHei"/>
+        </w:rPr>
+        <w:t>底部保留创建日期与文件大小，已添加的标签继续展示；选中、键盘选择、多选和拖拽沿用原有交互。</w:t>
+      </w:r>
+    </w:p>
+    <w:p>
+      <w:pPr>
+        <w:pStyle w:val="ListBullet"/>
+      </w:pPr>
+      <w:r>
+        <w:rPr>
+          <w:rFonts w:ascii="Calibri" w:hAnsi="Calibri" w:eastAsia="Microsoft YaHei"/>
+        </w:rPr>
+        <w:t>文件名仍可用于搜索，并在详情文件路径中查看；磁盘文件名、素材引用和本地存储规则不变。</w:t>
+      </w:r>
+    </w:p>
+    <w:p>
+      <w:pPr>
+        <w:pStyle w:val="Heading2"/>
+      </w:pPr>
+      <w:r>
+        <w:t>4.4 场次角色媒体预览 2026-10-16</w:t>
+      </w:r>
+    </w:p>
+    <w:p>
+      <w:pPr>
+        <w:spacing w:after="80"/>
+        <w:pBdr>
+          <w:left w:val="single" w:sz="18" w:space="7" w:color="2E74B5"/>
+        </w:pBdr>
+      </w:pPr>
+      <w:r>
+        <w:rPr>
+          <w:rFonts w:ascii="Calibri" w:hAnsi="Calibri" w:eastAsia="Microsoft YaHei"/>
+          <w:b/>
+          <w:color w:val="2E74B5"/>
+          <w:sz w:val="18"/>
+        </w:rPr>
+        <w:t>场次已绑定角色后，即使图片或声音样本稍后才准备好，也能预览角色默认资源；默认图片为该角色最早生成且仍有效的图片，新增图片不自动替换它，场次可指定其他图片或固定声音版本。</w:t>
+      </w:r>
+    </w:p>
+    <w:p>
+      <w:pPr>
+        <w:spacing w:after="80"/>
+        <w:pBdr>
+          <w:left w:val="single" w:sz="18" w:space="7" w:color="2E74B5"/>
+        </w:pBdr>
+      </w:pPr>
+      <w:r>
+        <w:rPr>
+          <w:rFonts w:ascii="Calibri" w:hAnsi="Calibri" w:eastAsia="Microsoft YaHei"/>
+          <w:b/>
+          <w:color w:val="2E74B5"/>
+          <w:sz w:val="18"/>
+        </w:rPr>
+        <w:t>“使用角色默认”“本场指定”“不使用”分别处理；明确不使用后，后续资源更新不自动补回。已有明确选择保持原引用，历史声音版本的文件有效时仍能试听，更新提示不替换原选择。</w:t>
+      </w:r>
+    </w:p>
+    <w:p>
+      <w:pPr>
+        <w:spacing w:after="80"/>
+        <w:pBdr>
+          <w:left w:val="single" w:sz="18" w:space="7" w:color="2E74B5"/>
+        </w:pBdr>
+      </w:pPr>
+      <w:r>
+        <w:rPr>
+          <w:rFonts w:ascii="Calibri" w:hAnsi="Calibri" w:eastAsia="Microsoft YaHei"/>
+          <w:b/>
+          <w:color w:val="2E74B5"/>
+          <w:sz w:val="18"/>
+        </w:rPr>
+        <w:t>已选媒体按 ID 读取，不受素材库分页影响；只查询当前场次角色及其相关媒体，通过生成完成和声音变更事件刷新，不轮询或批量改写其他场次。</w:t>
+      </w:r>
+    </w:p>
+    <w:p>
+      <w:pPr>
+        <w:spacing w:after="80"/>
+        <w:pBdr>
+          <w:left w:val="single" w:sz="18" w:space="7" w:color="2E74B5"/>
+        </w:pBdr>
+      </w:pPr>
+      <w:r>
+        <w:rPr>
+          <w:rFonts w:ascii="Calibri" w:hAnsi="Calibri" w:eastAsia="Microsoft YaHei"/>
+          <w:b/>
+          <w:color w:val="2E74B5"/>
+          <w:sz w:val="18"/>
+        </w:rPr>
+        <w:t>图片在可见时加载按内容哈希复用的真实缩略图，点击放大才读取原图；声音点击试听后才读取，播放器使用 preload=none。生成提交继续冻结实际输入，媒体文件保持项目本地单份引用，声音样本继续使用独立音频库。</w:t>
       </w:r>
     </w:p>
     <w:p>

--- a/docs/素材库优化方案.docx
+++ b/docs/素材库优化方案.docx
@@ -2045,7 +2045,7 @@
         <w:pStyle w:val="ListBullet"/>
       </w:pPr>
       <w:r>
-        <w:t>生成图片直接显示预览；角色/场景图片、镜头图片及参考图、生成结果和素材详情中的预览均完整显示画面。点击图片在当前页面放大查看，可通过关闭按钮、点击遮罩或 Esc 返回；一次生成多张图片时逐张预览。</w:t>
+        <w:t>生成图片在角色/场景、镜头及素材库中直接显示预览，完整显示画面；生产参数面板不再显示单独的生成结果区域。点击图片在当前页面放大查看，可通过关闭按钮、点击遮罩或 Esc 返回；一次生成多张图片时逐张预览。</w:t>
       </w:r>
     </w:p>
     <w:p>
@@ -2347,6 +2347,47 @@
           <w:sz w:val="18"/>
         </w:rPr>
         <w:t>图片在可见时加载按内容哈希复用的真实缩略图，点击放大才读取原图；声音点击试听后才读取，播放器使用 preload=none。生成提交继续冻结实际输入，媒体文件保持项目本地单份引用，声音样本继续使用独立音频库。</w:t>
+      </w:r>
+    </w:p>
+    <w:p>
+      <w:pPr>
+        <w:pStyle w:val="Heading2"/>
+      </w:pPr>
+      <w:r>
+        <w:t>4.7 生产参数面板收敛 2026-10-19</w:t>
+      </w:r>
+    </w:p>
+    <w:p>
+      <w:pPr>
+        <w:pStyle w:val="ListBullet"/>
+      </w:pPr>
+      <w:r>
+        <w:rPr>
+          <w:rFonts w:ascii="Calibri" w:hAnsi="Calibri" w:eastAsia="Microsoft YaHei"/>
+        </w:rPr>
+        <w:t>生产参数面板移除右侧“生成结果”区域，包括自动预览、空状态及重复的素材列表，参数表单使用面板全部宽度。</w:t>
+      </w:r>
+    </w:p>
+    <w:p>
+      <w:pPr>
+        <w:pStyle w:val="ListBullet"/>
+      </w:pPr>
+      <w:r>
+        <w:rPr>
+          <w:rFonts w:ascii="Calibri" w:hAnsi="Calibri" w:eastAsia="Microsoft YaHei"/>
+        </w:rPr>
+        <w:t>成功生成的图片和视频继续自动保存到本地素材库，角色/场景及镜头工作区继续显示所属生成图片；图片文件参数的输入预览保留。</w:t>
+      </w:r>
+    </w:p>
+    <w:p>
+      <w:pPr>
+        <w:pStyle w:val="ListBullet"/>
+      </w:pPr>
+      <w:r>
+        <w:rPr>
+          <w:rFonts w:ascii="Calibri" w:hAnsi="Calibri" w:eastAsia="Microsoft YaHei"/>
+        </w:rPr>
+        <w:t>视频任务的“查看素材”打开素材库并定位对应素材，系统播放器与打开位置入口保留。</w:t>
       </w:r>
     </w:p>
     <w:p>

--- a/docs/素材库优化方案.docx
+++ b/docs/素材库优化方案.docx
@@ -2118,10 +2118,7 @@
         <w:pStyle w:val="ListBullet"/>
       </w:pPr>
       <w:r>
-        <w:rPr>
-          <w:rFonts w:ascii="Calibri" w:hAnsi="Calibri" w:eastAsia="Microsoft YaHei"/>
-        </w:rPr>
-        <w:t>生产区域的图片文件参数中，本地上传图片和从素材库拖入的图片均直接显示完整缩略预览，不裁切画面；保留文件名、文件大小等现有输入信息。</w:t>
+        <w:t>生产区域的图片文件参数中，本地上传图片、素材库拖入图片和自动填入的项目图片均只显示 112 px 的完整缩略预览，不裁切画面；不显示资源地址、文件名或文件大小。图片卡片横向排列并按面板宽度换行，替换、排序和清除操作位于图片下方，添加图片入口位于字段标题旁。空输入仍可填写公开 URL。</w:t>
       </w:r>
     </w:p>
     <w:p>
@@ -2388,6 +2385,14 @@
           <w:rFonts w:ascii="Calibri" w:hAnsi="Calibri" w:eastAsia="Microsoft YaHei"/>
         </w:rPr>
         <w:t>视频任务的“查看素材”打开素材库并定位对应素材，系统播放器与打开位置入口保留。</w:t>
+      </w:r>
+    </w:p>
+    <w:p>
+      <w:pPr>
+        <w:pStyle w:val="ListBullet"/>
+      </w:pPr>
+      <w:r>
+        <w:t>制作页默认突出提示词与参考素材，模型选择后直接进入内容编辑；不展示模型详情。正常制作说明默认折叠，输出参数、专业参数和项目默认值集中在“更多设置”；阻塞制作或参数校验错误时自动展开相关区域。图片卡片仅在编辑地址时显示填写说明，没有视频任务或可选声音样本时不展示对应空区域。</w:t>
       </w:r>
     </w:p>
     <w:p>
@@ -4976,10 +4981,7 @@
         <w:pStyle w:val="ListBullet"/>
       </w:pPr>
       <w:r>
-        <w:rPr>
-          <w:rFonts w:ascii="Calibri" w:hAnsi="Calibri" w:eastAsia="Microsoft YaHei"/>
-        </w:rPr>
-        <w:t>图片文件参数中，本地上传图片和素材库引用均完整显示缩略图，点击可页内放大；排序、替换、移除与清空后仍对应当前输入，文件信息保留。</w:t>
+        <w:t>图片文件参数中，本地上传图片和素材库引用均只显示小缩略图，点击可页内放大；不显示资源地址或文件信息，排序、替换、移除与清空后仍对应当前输入。</w:t>
       </w:r>
     </w:p>
     <w:p>

--- a/docs/素材库优化方案.docx
+++ b/docs/素材库优化方案.docx
@@ -2165,7 +2165,7 @@
     <w:p>
       <w:pPr/>
       <w:r>
-        <w:t>场次与镜头使用同一棵目录，每个场次下直接列出所属镜头，支持展开与收起。选择场次显示场次编辑内容，选择镜头显示镜头编辑内容。</w:t>
+        <w:t>场次与镜头使用同一棵目录，每个场次下直接列出所属镜头，场次标题与箭头均支持点击展开、再次点击收起；切换正文不会强制重开刚收起的目录。选择场次显示场次编辑内容，选择镜头显示镜头编辑内容。其他页面的同类展开入口使用相同的再次点击收起交互，收起不清空已填内容或触发提交。</w:t>
       </w:r>
     </w:p>
     <w:p>
@@ -2190,6 +2190,12 @@
       <w:pPr/>
       <w:r>
         <w:t>从素材库拖入卡片时校验当前项目、单张图片、有效状态与文件可读性；切换目标后丢弃旧的异步结果。图片完整显示并支持页内放大。普通提示词中的姓名或地点不直接建立关联，本地优先、静态引用快照与原有素材库规则保持有效。</w:t>
+      </w:r>
+    </w:p>
+    <w:p>
+      <w:pPr/>
+      <w:r>
+        <w:t>角色与场景、场次与镜头页面优先展示提示词和绑定关系。四类提示词编辑框最低高度统一为 320 px，支持拖动右下角纵向调高，不能缩小到最低高度以下。角色/场景页按文档 ID 展示已绑定场次数量和跳转入口，声音设置与历史版本默认折叠；场次/镜头页在提示词后统一展示角色、场景与参考图，明确场次共享范围，助手关联和保存绑定集中在绑定区。衔接、分镜笔记、完整对白和配音作为次要操作展开使用；已绑定对白和失效衔接的状态仍明确显示。该调整只使用现有关系，不根据提示词或同名标题推断绑定。</w:t>
       </w:r>
     </w:p>
     <w:p>

--- a/docs/素材库优化方案.docx
+++ b/docs/素材库优化方案.docx
@@ -2183,7 +2183,7 @@
     <w:p>
       <w:pPr/>
       <w:r>
-        <w:t>镜头沿用所属场次已确认的角色与场景关联，直接显示实际参考图。角色图片或声音修改保存到所属场次；镜头参考图覆盖继续按镜头保存，生成时解析全部角色参考图，并保留首帧。默认继承不写成镜头覆盖。</w:t>
+        <w:t>镜头沿用所属场次已确认的角色与场景关联，直接显示实际参考图。角色图片或声音修改保存到所属场次；镜头参考图覆盖继续按镜头保存。2026-10-20 用户确认：单镜及分镜段自动填表时，仅按该范围结构化指令明确声明的角色解析默认参考图和声音；完整场次制作保留整场角色。尚无可用角色声明的旧数据或指令已过期时保留场次继承，不按姓名或正文猜测。人工选图、镜头覆盖及首帧继续保留，最终生成以用户表单为准。默认继承不写成镜头覆盖。</w:t>
       </w:r>
     </w:p>
     <w:p>

--- a/docs/素材库优化方案.docx
+++ b/docs/素材库优化方案.docx
@@ -2196,6 +2196,18 @@
       <w:pPr/>
       <w:r>
         <w:t>角色与场景、场次与镜头页面优先展示提示词和绑定关系。四类提示词编辑框最低高度统一为 320 px，支持拖动右下角纵向调高，不能缩小到最低高度以下。角色/场景页按文档 ID 展示已绑定场次数量和跳转入口，声音设置与历史版本默认折叠；场次/镜头页在提示词后统一展示角色、场景与参考图，明确场次共享范围，助手关联和保存绑定集中在绑定区。衔接、分镜笔记、完整对白和配音作为次要操作展开使用；已绑定对白和失效衔接的状态仍明确显示。该调整只使用现有关系，不根据提示词或同名标题推断绑定。</w:t>
+      </w:r>
+    </w:p>
+    <w:p>
+      <w:pPr/>
+      <w:r>
+        <w:t>2026-10-23 用户确认：角色、场景、道具按文档的实际类型独立归类，当前打开的文档也必须遵守目录类型筛选；切换筛选保留编辑器中未保存的内容。地点与环境属于场景，人物属于角色，独立物件属于道具；剧情不需要道具时允许道具列表为空，不为补齐类型创建占位资料。</w:t>
+      </w:r>
+    </w:p>
+    <w:p>
+      <w:pPr/>
+      <w:r>
+        <w:t>单镜角色声明覆盖整个镜头实际可见的人物，包括背景、远景、无台词及收尾短暂入画的人物。Agent 根据语义使提示词与 IR 引用保持一致，系统只校验结构、文档 ID、项目和类型，不从正文姓名推断或补齐角色。明确的空角色数组表示无人物；新镜头省略角色范围时继承场次，修订省略时保留已有范围。已经保存的漏列引用需经 Agent 或用户明确修订，不自动改写。</w:t>
       </w:r>
     </w:p>
     <w:p>
@@ -4991,6 +5003,18 @@
       </w:r>
     </w:p>
     <w:p>
+      <w:pPr/>
+      <w:r>
+        <w:t>提示词中的图片、音频、视频引用使用内联标签，图片标签包含缩略图。标签绑定当前模型参数中的真实素材，编号随提交顺序同步；替换或移除素材时旧引用不转绑其他素材。正文和模型参数保存在同一草稿快照，提交时标签转换为模型支持的提示词写法。删除正文中的标签只删除该处引用。制作面板和 Agent 审核表单共享实现，审核后直接提交。</w:t>
+      </w:r>
+    </w:p>
+    <w:p>
+      <w:pPr/>
+      <w:r>
+        <w:t>2026-10-23 Agent 按需媒体读取：制作 Agent 可通过 scene.read / production.read 的 view=media 读取同一生产解析器得到的角色、场景和道具图片绑定，区分手动、默认、禁用和未选用，返回有界候选图、素材可用性及提交前的输入顺序；asset.get 返回受限的生成来源与输入素材 ID。候选图不等于选用图，未读取图片像素时不得声称看到了外观细节；IR 的文档引用继续使用文档 ID，不把 assetId 写入创作语义。普通会话仍按需读取，不自动注入整库素材。</w:t>
+      </w:r>
+    </w:p>
+    <w:p>
       <w:pPr>
         <w:pStyle w:val="Heading1"/>
       </w:pPr>
